--- a/facilitator-guide-retro-start-stop-continue.docx
+++ b/facilitator-guide-retro-start-stop-continue.docx
@@ -199,25 +199,7 @@
         </w:numPr>
       </w:pPr>
       <w:r>
-        <w:t xml:space="preserve">Pick the </w:t>
-      </w:r>
-      <w:r>
-        <w:rPr>
-          <w:b/>
-        </w:rPr>
-        <w:t xml:space="preserve">sprint</w:t>
-      </w:r>
-      <w:r>
-        <w:t xml:space="preserve"> board (60 min) or </w:t>
-      </w:r>
-      <w:r>
-        <w:rPr>
-          <w:b/>
-        </w:rPr>
-        <w:t xml:space="preserve">quarter</w:t>
-      </w:r>
-      <w:r>
-        <w:t xml:space="preserve"> board (2 h) and print at A3, or load the SVG into Miro / Mural / FigJam</w:t>
+        <w:t xml:space="preserve">Print the board at A3, or load the SVG into Miro / Mural / FigJam. Write the period on the actions strip (sprint, month or quarter); allow about 60 min for a sprint and 2 h for a quarter</w:t>
       </w:r>
     </w:p>
     <w:p>
@@ -1096,7 +1078,7 @@
         <w:pStyle w:val="Small"/>
       </w:pPr>
       <w:r>
-        <w:t xml:space="preserve">Boards: https://eparker71.github.io/agile-ways-of-working/retro-board-start-stop-continue-sprint.html  ·  Online guide: https://eparker71.github.io/agile-ways-of-working/facilitator-guide-retro-start-stop-continue.html</w:t>
+        <w:t xml:space="preserve">Boards: https://eparker71.github.io/agile-ways-of-working/retro-board-start-stop-continue.html  ·  Online guide: https://eparker71.github.io/agile-ways-of-working/facilitator-guide-retro-start-stop-continue.html</w:t>
       </w:r>
     </w:p>
     <w:p>

--- a/facilitator-guide-retro-start-stop-continue.docx
+++ b/facilitator-guide-retro-start-stop-continue.docx
@@ -1071,6 +1071,92 @@
       </w:r>
       <w:r>
         <w:t xml:space="preserve">.</w:t>
+      </w:r>
+    </w:p>
+    <w:p>
+      <w:pPr>
+        <w:pStyle w:val="Heading1"/>
+      </w:pPr>
+      <w:r>
+        <w:t xml:space="preserve">Recreate it in your whiteboard</w:t>
+      </w:r>
+    </w:p>
+    <w:p>
+      <w:pPr>
+        <w:pStyle w:val="Small"/>
+      </w:pPr>
+      <w:r>
+        <w:t xml:space="preserve">Paste this into your whiteboard's AI assistant (for example Miro AI or Atlassian Rovo) or a general assistant, to get an editable, native version of the board. Results vary by tool, so expect to tidy it up. For an exact copy, import the SVG as a locked background instead.</w:t>
+      </w:r>
+    </w:p>
+    <w:p>
+      <w:r>
+        <w:t xml:space="preserve">Create an editable whiteboard for “Start · Stop · Continue”, a workshop board.</w:t>
+      </w:r>
+    </w:p>
+    <w:p>
+      <w:r>
+        <w:t xml:space="preserve">Purpose: Looking back at recent work, what should we change about how we work together?</w:t>
+      </w:r>
+    </w:p>
+    <w:p>
+      <w:r>
+        <w:t xml:space="preserve">Layout: a wide landscape board (about 16:11). Make one frame per section below, placed as described. In each frame, add the section name as a heading, then its content as short text labels or empty fields to fill in. Leave space in each frame for sticky notes. Use the header colour given. Keep the wording as written and don't add extra content.</w:t>
+      </w:r>
+    </w:p>
+    <w:p>
+      <w:r>
+        <w:t xml:space="preserve">Key: Yellow Sticky = What Happened · Green Sticky = Idea / Action · Dot = Vote (3 per person)</w:t>
+      </w:r>
+    </w:p>
+    <w:p>
+      <w:r>
+        <w:t xml:space="preserve">Sections:</w:t>
+      </w:r>
+    </w:p>
+    <w:p>
+      <w:r>
+        <w:t xml:space="preserve">1. Start: middle left, about 35% wide and 75% tall.</w:t>
+      </w:r>
+    </w:p>
+    <w:p>
+      <w:r>
+        <w:t xml:space="preserve">   Content: What should we start doing? · New practices worth trying · Experiments we keep putting off · Things other teams do well</w:t>
+      </w:r>
+    </w:p>
+    <w:p>
+      <w:r>
+        <w:t xml:space="preserve">2. Stop: middle centre, about 35% wide and 75% tall.</w:t>
+      </w:r>
+    </w:p>
+    <w:p>
+      <w:r>
+        <w:t xml:space="preserve">   Content: What should we stop doing? · Waste and low-value work · Habits that slow us down · Meetings or steps nobody would miss</w:t>
+      </w:r>
+    </w:p>
+    <w:p>
+      <w:r>
+        <w:t xml:space="preserve">3. Continue: middle right, about 35% wide and 75% tall.</w:t>
+      </w:r>
+    </w:p>
+    <w:p>
+      <w:r>
+        <w:t xml:space="preserve">   Content: What should we keep doing? · What's working well · Practices worth protecting · Wins worth amplifying</w:t>
+      </w:r>
+    </w:p>
+    <w:p>
+      <w:r>
+        <w:t xml:space="preserve">Also on the board: sprint, month, quarter… · ACTIONS WE'LL TAKE INTO OUR NEXT · Action #1 · Action #2 · Action #3 · Owner: (×3) · Done when: (×3)</w:t>
+      </w:r>
+    </w:p>
+    <w:p>
+      <w:r>
+        <w:t xml:space="preserve">Footer questions: “If we could only change one thing, what would it be?” “What's the smallest step we can take on it tomorrow?”</w:t>
+      </w:r>
+    </w:p>
+    <w:p>
+      <w:r>
+        <w:t xml:space="preserve">Original board for reference: https://eparker71.github.io/agile-ways-of-working/retro-board-start-stop-continue.html</w:t>
       </w:r>
     </w:p>
     <w:p>

--- a/facilitator-guide-retro-start-stop-continue.docx
+++ b/facilitator-guide-retro-start-stop-continue.docx
@@ -264,6 +264,18 @@
     </w:p>
     <w:p>
       <w:pPr>
+        <w:pStyle w:val="ListBullet"/>
+        <w:numPr>
+          <w:ilvl w:val="0"/>
+          <w:numId w:val="1"/>
+        </w:numPr>
+      </w:pPr>
+      <w:r>
+        <w:t xml:space="preserve">Prepare the safety check: blank stickies for anonymous 1–5 votes, or four ESVP labels (Explorer, Shopper, Vacationer, Prisoner)</w:t>
+      </w:r>
+    </w:p>
+    <w:p>
+      <w:pPr>
         <w:pStyle w:val="Heading1"/>
       </w:pPr>
       <w:r>
@@ -379,7 +391,7 @@
           </w:tcPr>
           <w:p>
             <w:r>
-              <w:t xml:space="preserve">Read the Prime Directive (“everyone did the best job they could…”). Review last time's actions and any experiment results.</w:t>
+              <w:t xml:space="preserve">Read Norm Kerth's Prime Directive (“everyone did the best job they could…”). Run a quick anonymous safety check: a 1–5 vote, or Explorer / Shopper / Vacationer / Prisoner. If it's low, talk about that first. Then review last time's actions.</w:t>
             </w:r>
           </w:p>
         </w:tc>

--- a/facilitator-guide-retro-start-stop-continue.docx
+++ b/facilitator-guide-retro-start-stop-continue.docx
@@ -199,7 +199,7 @@
         </w:numPr>
       </w:pPr>
       <w:r>
-        <w:t xml:space="preserve">Print the board at A3, or load the SVG into Miro / Mural / FigJam. Write the period on the actions strip (sprint, month or quarter); allow about 60 min for a sprint and 2 h for a quarter</w:t>
+        <w:t xml:space="preserve">Print the board at A3 or 11×17, or load the SVG into Miro / Mural / FigJam. Write the period on the actions strip (sprint, month or quarter); allow about 60 min for a sprint and 2 h for a quarter</w:t>
       </w:r>
     </w:p>
     <w:p>
